--- a/notas_ecg.docx
+++ b/notas_ecg.docx
@@ -762,10 +762,18 @@
         <w:t>Ainda podemos refatorar outras</w:t>
       </w:r>
       <w:r>
-        <w:t xml:space="preserve"> funções </w:t>
-      </w:r>
-      <w:r>
-        <w:t xml:space="preserve"> também foram feitas a </w:t>
+        <w:t xml:space="preserve"> </w:t>
+      </w:r>
+      <w:proofErr w:type="gramStart"/>
+      <w:r>
+        <w:t xml:space="preserve">funções </w:t>
+      </w:r>
+      <w:r>
+        <w:t xml:space="preserve"> também</w:t>
+      </w:r>
+      <w:proofErr w:type="gramEnd"/>
+      <w:r>
+        <w:t xml:space="preserve"> foram feitas a </w:t>
       </w:r>
       <w:proofErr w:type="spellStart"/>
       <w:r>
@@ -804,7 +812,21 @@
         <w:rPr>
           <w:u w:val="single"/>
         </w:rPr>
-        <w:t xml:space="preserve">Poderia ainda melhorar  a </w:t>
+        <w:t xml:space="preserve">Poderia ainda </w:t>
+      </w:r>
+      <w:proofErr w:type="gramStart"/>
+      <w:r>
+        <w:rPr>
+          <w:u w:val="single"/>
+        </w:rPr>
+        <w:t>melhorar  a</w:t>
+      </w:r>
+      <w:proofErr w:type="gramEnd"/>
+      <w:r>
+        <w:rPr>
+          <w:u w:val="single"/>
+        </w:rPr>
+        <w:t xml:space="preserve"> </w:t>
       </w:r>
       <w:proofErr w:type="spellStart"/>
       <w:r>
@@ -887,19 +909,27 @@
         <w:rPr>
           <w:lang w:val="en-US"/>
         </w:rPr>
-        <w:t xml:space="preserve">No original : </w:t>
-      </w:r>
+        <w:t xml:space="preserve">No </w:t>
+      </w:r>
+      <w:proofErr w:type="gramStart"/>
       <w:r>
         <w:rPr>
           <w:lang w:val="en-US"/>
         </w:rPr>
+        <w:t>original :</w:t>
+      </w:r>
+      <w:proofErr w:type="gramEnd"/>
+      <w:r>
+        <w:rPr>
+          <w:lang w:val="en-US"/>
+        </w:rPr>
         <w:t xml:space="preserve"> </w:t>
       </w:r>
       <w:r>
         <w:rPr>
           <w:lang w:val="en-US"/>
         </w:rPr>
-        <w:t xml:space="preserve">return width, length, </w:t>
+        <w:t xml:space="preserve"> return width, length, </w:t>
       </w:r>
       <w:proofErr w:type="spellStart"/>
       <w:r>
@@ -958,6 +988,7 @@
         <w:t>calculados</w:t>
       </w:r>
       <w:proofErr w:type="spellEnd"/>
+      <w:proofErr w:type="gramStart"/>
       <w:r>
         <w:rPr>
           <w:lang w:val="en-US"/>
@@ -974,9 +1005,17 @@
         <w:rPr>
           <w:lang w:val="en-US"/>
         </w:rPr>
-        <w:t xml:space="preserve"> width, length = </w:t>
+        <w:t> width</w:t>
+      </w:r>
+      <w:proofErr w:type="gramEnd"/>
+      <w:r>
+        <w:rPr>
+          <w:lang w:val="en-US"/>
+        </w:rPr>
+        <w:t xml:space="preserve">, length = </w:t>
       </w:r>
       <w:proofErr w:type="spellStart"/>
+      <w:proofErr w:type="gramStart"/>
       <w:r>
         <w:rPr>
           <w:lang w:val="en-US"/>
@@ -984,6 +1023,7 @@
         <w:t>roi.shape</w:t>
       </w:r>
       <w:proofErr w:type="spellEnd"/>
+      <w:proofErr w:type="gramEnd"/>
       <w:r>
         <w:rPr>
           <w:lang w:val="en-US"/>
@@ -1011,6 +1051,7 @@
         <w:t>refatorado</w:t>
       </w:r>
       <w:proofErr w:type="spellEnd"/>
+      <w:proofErr w:type="gramStart"/>
       <w:r>
         <w:rPr>
           <w:lang w:val="en-US"/>
@@ -1021,9 +1062,17 @@
         <w:rPr>
           <w:lang w:val="en-US"/>
         </w:rPr>
-        <w:t xml:space="preserve"> height, width = </w:t>
+        <w:t> height</w:t>
+      </w:r>
+      <w:proofErr w:type="gramEnd"/>
+      <w:r>
+        <w:rPr>
+          <w:lang w:val="en-US"/>
+        </w:rPr>
+        <w:t xml:space="preserve">, width = </w:t>
       </w:r>
       <w:proofErr w:type="spellStart"/>
+      <w:proofErr w:type="gramStart"/>
       <w:r>
         <w:rPr>
           <w:lang w:val="en-US"/>
@@ -1031,6 +1080,7 @@
         <w:t>roi.shape</w:t>
       </w:r>
       <w:proofErr w:type="spellEnd"/>
+      <w:proofErr w:type="gramEnd"/>
       <w:r>
         <w:rPr>
           <w:lang w:val="en-US"/>
@@ -1047,10 +1097,7 @@
     </w:p>
     <w:p>
       <w:r>
-        <w:t xml:space="preserve">Para a imagem </w:t>
-      </w:r>
-      <w:r>
-        <w:t>'</w:t>
+        <w:t>Para a imagem '</w:t>
       </w:r>
       <w:proofErr w:type="spellStart"/>
       <w:r>
@@ -1862,12 +1909,310 @@
     <w:p>
       <w:r>
         <w:lastRenderedPageBreak/>
-        <w:t xml:space="preserve">Refatorei a medida do pulso </w:t>
+        <w:t>Refatorei a medida do pulso</w:t>
       </w:r>
       <w:r>
         <w:t>.</w:t>
       </w:r>
     </w:p>
+    <w:p/>
+    <w:p>
+      <w:pPr>
+        <w:pStyle w:val="Ttulo1"/>
+      </w:pPr>
+      <w:r>
+        <w:t>13/04/2026</w:t>
+      </w:r>
+    </w:p>
+    <w:p/>
+    <w:p>
+      <w:r>
+        <w:t>Reuni</w:t>
+      </w:r>
+      <w:r>
+        <w:t xml:space="preserve">ão </w:t>
+      </w:r>
+      <w:proofErr w:type="gramStart"/>
+      <w:r>
+        <w:t xml:space="preserve">quinzenal </w:t>
+      </w:r>
+      <w:r>
+        <w:t>.</w:t>
+      </w:r>
+      <w:proofErr w:type="gramEnd"/>
+    </w:p>
+    <w:p/>
+    <w:p>
+      <w:r>
+        <w:t xml:space="preserve">Ainda nada </w:t>
+      </w:r>
+      <w:r>
+        <w:t>da Bolsa do CNPq</w:t>
+      </w:r>
+      <w:r>
+        <w:t>.</w:t>
+      </w:r>
+    </w:p>
+    <w:p/>
+    <w:p>
+      <w:r>
+        <w:t xml:space="preserve">Luan pediu para </w:t>
+      </w:r>
+      <w:proofErr w:type="gramStart"/>
+      <w:r>
+        <w:t>criar</w:t>
+      </w:r>
+      <w:r>
+        <w:t xml:space="preserve"> </w:t>
+      </w:r>
+      <w:r>
+        <w:t xml:space="preserve"> uma</w:t>
+      </w:r>
+      <w:proofErr w:type="gramEnd"/>
+      <w:r>
+        <w:t xml:space="preserve"> role chamada</w:t>
+      </w:r>
+      <w:r>
+        <w:t xml:space="preserve"> </w:t>
+      </w:r>
+      <w:proofErr w:type="spellStart"/>
+      <w:r>
+        <w:t>SageMakerExecutionRole</w:t>
+      </w:r>
+      <w:proofErr w:type="spellEnd"/>
+      <w:r>
+        <w:t xml:space="preserve">-ECG com:  </w:t>
+      </w:r>
+    </w:p>
+    <w:p>
+      <w:pPr>
+        <w:rPr>
+          <w:lang w:val="en-US"/>
+        </w:rPr>
+      </w:pPr>
+      <w:r>
+        <w:rPr>
+          <w:lang w:val="en-US"/>
+        </w:rPr>
+        <w:t>- Trust: service sagemaker.amazonaws.com</w:t>
+      </w:r>
+    </w:p>
+    <w:p>
+      <w:pPr>
+        <w:rPr>
+          <w:lang w:val="en-US"/>
+        </w:rPr>
+      </w:pPr>
+      <w:r>
+        <w:rPr>
+          <w:lang w:val="en-US"/>
+        </w:rPr>
+        <w:t xml:space="preserve">* Policies: </w:t>
+      </w:r>
+      <w:proofErr w:type="spellStart"/>
+      <w:r>
+        <w:rPr>
+          <w:lang w:val="en-US"/>
+        </w:rPr>
+        <w:t>AmazonSageMakerFullAccess</w:t>
+      </w:r>
+      <w:proofErr w:type="spellEnd"/>
+      <w:r>
+        <w:rPr>
+          <w:lang w:val="en-US"/>
+        </w:rPr>
+        <w:t xml:space="preserve">, AmazonEC2ContainerRegistryReadOnly, AmazonS3FullAccess                                                                                                                    </w:t>
+      </w:r>
+    </w:p>
+    <w:p>
+      <w:r>
+        <w:rPr>
+          <w:lang w:val="en-US"/>
+        </w:rPr>
+        <w:t xml:space="preserve">  </w:t>
+      </w:r>
+      <w:r>
+        <w:t xml:space="preserve">E me conceder </w:t>
+      </w:r>
+      <w:proofErr w:type="spellStart"/>
+      <w:r>
+        <w:t>iam:PassRole</w:t>
+      </w:r>
+      <w:proofErr w:type="spellEnd"/>
+      <w:r>
+        <w:t xml:space="preserve"> sobre essa role específica no meu usuário luan.20131?</w:t>
+      </w:r>
+    </w:p>
+    <w:p>
+      <w:r>
+        <w:t>Essa role é para gerar</w:t>
+      </w:r>
+      <w:r>
+        <w:t xml:space="preserve"> um Docker no ambiente no AWS</w:t>
+      </w:r>
+    </w:p>
+    <w:p/>
+    <w:p>
+      <w:r>
+        <w:t xml:space="preserve">??? </w:t>
+      </w:r>
+      <w:r>
+        <w:t xml:space="preserve">Olhar o documento do projeto do </w:t>
+      </w:r>
+      <w:proofErr w:type="spellStart"/>
+      <w:r>
+        <w:t>Kaggle</w:t>
+      </w:r>
+      <w:proofErr w:type="spellEnd"/>
+      <w:r>
+        <w:t xml:space="preserve"> </w:t>
+      </w:r>
+      <w:proofErr w:type="spellStart"/>
+      <w:r>
+        <w:t>ptb_xl</w:t>
+      </w:r>
+      <w:proofErr w:type="spellEnd"/>
+    </w:p>
+    <w:p>
+      <w:r>
+        <w:t xml:space="preserve">??? </w:t>
+      </w:r>
+      <w:r>
+        <w:t xml:space="preserve">Passar o prompt </w:t>
+      </w:r>
+      <w:proofErr w:type="gramStart"/>
+      <w:r>
+        <w:t xml:space="preserve">do  </w:t>
+      </w:r>
+      <w:proofErr w:type="spellStart"/>
+      <w:r>
+        <w:t>image</w:t>
+      </w:r>
+      <w:proofErr w:type="gramEnd"/>
+      <w:r>
+        <w:t>_kit</w:t>
+      </w:r>
+      <w:proofErr w:type="spellEnd"/>
+    </w:p>
+    <w:p/>
+    <w:p>
+      <w:r>
+        <w:t>Objetivos:</w:t>
+      </w:r>
+    </w:p>
+    <w:p>
+      <w:r>
+        <w:t xml:space="preserve">Construir </w:t>
+      </w:r>
+      <w:proofErr w:type="gramStart"/>
+      <w:r>
+        <w:t xml:space="preserve">pipeline </w:t>
+      </w:r>
+      <w:r>
+        <w:t xml:space="preserve"> de</w:t>
+      </w:r>
+      <w:proofErr w:type="gramEnd"/>
+      <w:r>
+        <w:t xml:space="preserve"> inferência</w:t>
+      </w:r>
+    </w:p>
+    <w:p>
+      <w:r>
+        <w:t>Conjunto de métricas de sucesso</w:t>
+      </w:r>
+      <w:r>
+        <w:t xml:space="preserve"> par amostrar para os médicos e cardiologistas</w:t>
+      </w:r>
+    </w:p>
+    <w:p>
+      <w:r>
+        <w:t>Abrir o notebook</w:t>
+      </w:r>
+      <w:r>
+        <w:t xml:space="preserve"> da </w:t>
+      </w:r>
+      <w:proofErr w:type="spellStart"/>
+      <w:proofErr w:type="gramStart"/>
+      <w:r>
+        <w:t>physionet</w:t>
+      </w:r>
+      <w:proofErr w:type="spellEnd"/>
+      <w:r>
+        <w:t xml:space="preserve"> ,</w:t>
+      </w:r>
+      <w:proofErr w:type="gramEnd"/>
+      <w:r>
+        <w:t xml:space="preserve"> rodar o pipeline e ver os critérios </w:t>
+      </w:r>
+      <w:r>
+        <w:t>da competição</w:t>
+      </w:r>
+    </w:p>
+    <w:p/>
+    <w:p>
+      <w:r>
+        <w:t>Curva real com a curva convertida</w:t>
+      </w:r>
+      <w:r>
+        <w:t xml:space="preserve"> para fazer a regressão e observar o R2.</w:t>
+      </w:r>
+    </w:p>
+    <w:p/>
+    <w:p>
+      <w:r>
+        <w:t xml:space="preserve">Perguntar para o </w:t>
+      </w:r>
+      <w:proofErr w:type="spellStart"/>
+      <w:r>
+        <w:t>Erito</w:t>
+      </w:r>
+      <w:proofErr w:type="spellEnd"/>
+      <w:r>
+        <w:t xml:space="preserve"> qual a importância da primeira fase do ECG ser corrompida</w:t>
+      </w:r>
+      <w:r>
+        <w:t xml:space="preserve"> pela superposição com o </w:t>
+      </w:r>
+      <w:proofErr w:type="spellStart"/>
+      <w:r>
+        <w:t>label</w:t>
+      </w:r>
+      <w:proofErr w:type="spellEnd"/>
+    </w:p>
+    <w:p/>
+    <w:p>
+      <w:r>
+        <w:t>Luan: incorporar o código do Matheus</w:t>
+      </w:r>
+      <w:r>
+        <w:t xml:space="preserve">, definir métricas de sucesso e </w:t>
+      </w:r>
+      <w:proofErr w:type="spellStart"/>
+      <w:r>
+        <w:t>crirar</w:t>
+      </w:r>
+      <w:proofErr w:type="spellEnd"/>
+      <w:r>
+        <w:t xml:space="preserve"> testes mais robustos</w:t>
+      </w:r>
+    </w:p>
+    <w:p/>
+    <w:p>
+      <w:r>
+        <w:t xml:space="preserve">Perguntar </w:t>
+      </w:r>
+    </w:p>
+    <w:p/>
+    <w:p>
+      <w:pPr>
+        <w:pStyle w:val="Ttulo1"/>
+      </w:pPr>
+      <w:r>
+        <w:t>27/04/2026</w:t>
+      </w:r>
+    </w:p>
+    <w:p/>
+    <w:p/>
     <w:sectPr>
       <w:pgSz w:w="11906" w:h="16838"/>
       <w:pgMar w:top="1417" w:right="1701" w:bottom="1417" w:left="1701" w:header="708" w:footer="708" w:gutter="0"/>
@@ -2481,6 +2826,7 @@
   <w:style w:type="character" w:default="1" w:styleId="Fontepargpadro">
     <w:name w:val="Default Paragraph Font"/>
     <w:uiPriority w:val="1"/>
+    <w:semiHidden/>
     <w:unhideWhenUsed/>
   </w:style>
   <w:style w:type="table" w:default="1" w:styleId="Tabelanormal">
